--- a/templates/sanitized/no-swimming-pools.docx
+++ b/templates/sanitized/no-swimming-pools.docx
@@ -998,6 +998,17 @@
           <w:lang w:bidi="ar-AE"/>
         </w:rPr>
         <w:t>الإستشاري</w:t>
+      </w:r>
+      <w:r>
+        <w:rPr>
+          <w:rFonts w:ascii="DINArabic-Black" w:hAnsi="DINArabic-Black" w:cs="DINArabic-Black" w:eastAsia="DINArabic-Black"/>
+          <w:szCs w:val="32"/>
+          <w:rtl/>
+          <w:lang w:bidi="ar-AE"/>
+          <w:sz w:val="32"/>
+          <w:color w:val="FFFFFF"/>
+        </w:rPr>
+        <w:t xml:space="preserve"> </w:t>
       </w:r>
     </w:p>
     <w:sectPr>
